--- a/practice/data/theory/jungol/03_고등/5주차/2026년_5차_고등_숙제_학생용_2019-2025.docx
+++ b/practice/data/theory/jungol/03_고등/5주차/2026년_5차_고등_숙제_학생용_2019-2025.docx
@@ -9155,16 +9155,16 @@
         <w:gridCol w:w="585"/>
         <w:gridCol w:w="585"/>
         <w:gridCol w:w="585"/>
-        <w:gridCol w:w="584"/>
-        <w:gridCol w:w="584"/>
-        <w:gridCol w:w="584"/>
-        <w:gridCol w:w="584"/>
-        <w:gridCol w:w="584"/>
-        <w:gridCol w:w="584"/>
-        <w:gridCol w:w="584"/>
-        <w:gridCol w:w="584"/>
-        <w:gridCol w:w="584"/>
-        <w:gridCol w:w="584"/>
+        <w:gridCol w:w="585"/>
+        <w:gridCol w:w="585"/>
+        <w:gridCol w:w="585"/>
+        <w:gridCol w:w="585"/>
+        <w:gridCol w:w="585"/>
+        <w:gridCol w:w="585"/>
+        <w:gridCol w:w="585"/>
+        <w:gridCol w:w="585"/>
+        <w:gridCol w:w="585"/>
+        <w:gridCol w:w="585"/>
       </w:tblGrid>
       <w:tr>
         <w:trPr>
@@ -9174,6 +9174,10 @@
           <w:tcPr>
             <w:cnfStyle w:val="000010000000" w:firstRow="0" w:lastRow="0" w:firstColumn="0" w:lastColumn="0" w:oddVBand="1" w:evenVBand="0" w:oddHBand="0" w:evenHBand="0" w:firstRowFirstColumn="0" w:firstRowLastColumn="0" w:lastRowFirstColumn="0" w:lastRowLastColumn="0"/>
             <w:tcW w:w="585" w:type="dxa"/>
+            <w:tcBorders>
+              <w:top w:val="single" w:sz="4" w:space="0" w:color="7F7F7F" w:themeColor="text1" w:themeTint="80"/>
+            </w:tcBorders>
+            <w:hideMark/>
           </w:tcPr>
           <w:p>
             <w:pPr>
@@ -9182,6 +9186,7 @@
             </w:pPr>
             <w:r>
               <w:rPr>
+                <w:rFonts w:hint="eastAsia"/>
                 <w:sz w:val="18"/>
               </w:rPr>
               <w:t>작업</w:t>
@@ -9192,13 +9197,23 @@
           <w:tcPr>
             <w:cnfStyle w:val="000001000000" w:firstRow="0" w:lastRow="0" w:firstColumn="0" w:lastColumn="0" w:oddVBand="0" w:evenVBand="1" w:oddHBand="0" w:evenHBand="0" w:firstRowFirstColumn="0" w:firstRowLastColumn="0" w:lastRowFirstColumn="0" w:lastRowLastColumn="0"/>
             <w:tcW w:w="585" w:type="dxa"/>
+            <w:tcBorders>
+              <w:top w:val="single" w:sz="4" w:space="0" w:color="7F7F7F" w:themeColor="text1" w:themeTint="80"/>
+            </w:tcBorders>
+            <w:hideMark/>
           </w:tcPr>
           <w:p>
             <w:pPr>
               <w:pStyle w:val="Compact"/>
               <w:jc w:val="center"/>
+              <w:rPr>
+                <w:rFonts w:hint="eastAsia"/>
+              </w:rPr>
             </w:pPr>
             <w:r>
+              <w:rPr>
+                <w:rFonts w:hint="eastAsia"/>
+              </w:rPr>
               <w:t>1</w:t>
             </w:r>
           </w:p>
@@ -9207,13 +9222,23 @@
           <w:tcPr>
             <w:cnfStyle w:val="000010000000" w:firstRow="0" w:lastRow="0" w:firstColumn="0" w:lastColumn="0" w:oddVBand="1" w:evenVBand="0" w:oddHBand="0" w:evenHBand="0" w:firstRowFirstColumn="0" w:firstRowLastColumn="0" w:lastRowFirstColumn="0" w:lastRowLastColumn="0"/>
             <w:tcW w:w="585" w:type="dxa"/>
+            <w:tcBorders>
+              <w:top w:val="single" w:sz="4" w:space="0" w:color="7F7F7F" w:themeColor="text1" w:themeTint="80"/>
+            </w:tcBorders>
+            <w:hideMark/>
           </w:tcPr>
           <w:p>
             <w:pPr>
               <w:pStyle w:val="Compact"/>
               <w:jc w:val="center"/>
+              <w:rPr>
+                <w:rFonts w:hint="eastAsia"/>
+              </w:rPr>
             </w:pPr>
             <w:r>
+              <w:rPr>
+                <w:rFonts w:hint="eastAsia"/>
+              </w:rPr>
               <w:t>2</w:t>
             </w:r>
           </w:p>
@@ -9222,13 +9247,23 @@
           <w:tcPr>
             <w:cnfStyle w:val="000001000000" w:firstRow="0" w:lastRow="0" w:firstColumn="0" w:lastColumn="0" w:oddVBand="0" w:evenVBand="1" w:oddHBand="0" w:evenHBand="0" w:firstRowFirstColumn="0" w:firstRowLastColumn="0" w:lastRowFirstColumn="0" w:lastRowLastColumn="0"/>
             <w:tcW w:w="585" w:type="dxa"/>
+            <w:tcBorders>
+              <w:top w:val="single" w:sz="4" w:space="0" w:color="7F7F7F" w:themeColor="text1" w:themeTint="80"/>
+            </w:tcBorders>
+            <w:hideMark/>
           </w:tcPr>
           <w:p>
             <w:pPr>
               <w:pStyle w:val="Compact"/>
               <w:jc w:val="center"/>
+              <w:rPr>
+                <w:rFonts w:hint="eastAsia"/>
+              </w:rPr>
             </w:pPr>
             <w:r>
+              <w:rPr>
+                <w:rFonts w:hint="eastAsia"/>
+              </w:rPr>
               <w:t>3</w:t>
             </w:r>
           </w:p>
@@ -9237,13 +9272,23 @@
           <w:tcPr>
             <w:cnfStyle w:val="000010000000" w:firstRow="0" w:lastRow="0" w:firstColumn="0" w:lastColumn="0" w:oddVBand="1" w:evenVBand="0" w:oddHBand="0" w:evenHBand="0" w:firstRowFirstColumn="0" w:firstRowLastColumn="0" w:lastRowFirstColumn="0" w:lastRowLastColumn="0"/>
             <w:tcW w:w="585" w:type="dxa"/>
+            <w:tcBorders>
+              <w:top w:val="single" w:sz="4" w:space="0" w:color="7F7F7F" w:themeColor="text1" w:themeTint="80"/>
+            </w:tcBorders>
+            <w:hideMark/>
           </w:tcPr>
           <w:p>
             <w:pPr>
               <w:pStyle w:val="Compact"/>
               <w:jc w:val="center"/>
+              <w:rPr>
+                <w:rFonts w:hint="eastAsia"/>
+              </w:rPr>
             </w:pPr>
             <w:r>
+              <w:rPr>
+                <w:rFonts w:hint="eastAsia"/>
+              </w:rPr>
               <w:t>4</w:t>
             </w:r>
           </w:p>
@@ -9252,13 +9297,23 @@
           <w:tcPr>
             <w:cnfStyle w:val="000001000000" w:firstRow="0" w:lastRow="0" w:firstColumn="0" w:lastColumn="0" w:oddVBand="0" w:evenVBand="1" w:oddHBand="0" w:evenHBand="0" w:firstRowFirstColumn="0" w:firstRowLastColumn="0" w:lastRowFirstColumn="0" w:lastRowLastColumn="0"/>
             <w:tcW w:w="585" w:type="dxa"/>
+            <w:tcBorders>
+              <w:top w:val="single" w:sz="4" w:space="0" w:color="7F7F7F" w:themeColor="text1" w:themeTint="80"/>
+            </w:tcBorders>
+            <w:hideMark/>
           </w:tcPr>
           <w:p>
             <w:pPr>
               <w:pStyle w:val="Compact"/>
               <w:jc w:val="center"/>
+              <w:rPr>
+                <w:rFonts w:hint="eastAsia"/>
+              </w:rPr>
             </w:pPr>
             <w:r>
+              <w:rPr>
+                <w:rFonts w:hint="eastAsia"/>
+              </w:rPr>
               <w:t>5</w:t>
             </w:r>
           </w:p>
@@ -9267,13 +9322,23 @@
           <w:tcPr>
             <w:cnfStyle w:val="000010000000" w:firstRow="0" w:lastRow="0" w:firstColumn="0" w:lastColumn="0" w:oddVBand="1" w:evenVBand="0" w:oddHBand="0" w:evenHBand="0" w:firstRowFirstColumn="0" w:firstRowLastColumn="0" w:lastRowFirstColumn="0" w:lastRowLastColumn="0"/>
             <w:tcW w:w="585" w:type="dxa"/>
+            <w:tcBorders>
+              <w:top w:val="single" w:sz="4" w:space="0" w:color="7F7F7F" w:themeColor="text1" w:themeTint="80"/>
+            </w:tcBorders>
+            <w:hideMark/>
           </w:tcPr>
           <w:p>
             <w:pPr>
               <w:pStyle w:val="Compact"/>
               <w:jc w:val="center"/>
+              <w:rPr>
+                <w:rFonts w:hint="eastAsia"/>
+              </w:rPr>
             </w:pPr>
             <w:r>
+              <w:rPr>
+                <w:rFonts w:hint="eastAsia"/>
+              </w:rPr>
               <w:t>6</w:t>
             </w:r>
           </w:p>
@@ -9282,13 +9347,23 @@
           <w:tcPr>
             <w:cnfStyle w:val="000001000000" w:firstRow="0" w:lastRow="0" w:firstColumn="0" w:lastColumn="0" w:oddVBand="0" w:evenVBand="1" w:oddHBand="0" w:evenHBand="0" w:firstRowFirstColumn="0" w:firstRowLastColumn="0" w:lastRowFirstColumn="0" w:lastRowLastColumn="0"/>
             <w:tcW w:w="585" w:type="dxa"/>
+            <w:tcBorders>
+              <w:top w:val="single" w:sz="4" w:space="0" w:color="7F7F7F" w:themeColor="text1" w:themeTint="80"/>
+            </w:tcBorders>
+            <w:hideMark/>
           </w:tcPr>
           <w:p>
             <w:pPr>
               <w:pStyle w:val="Compact"/>
               <w:jc w:val="center"/>
+              <w:rPr>
+                <w:rFonts w:hint="eastAsia"/>
+              </w:rPr>
             </w:pPr>
             <w:r>
+              <w:rPr>
+                <w:rFonts w:hint="eastAsia"/>
+              </w:rPr>
               <w:t>7</w:t>
             </w:r>
           </w:p>
@@ -9297,13 +9372,23 @@
           <w:tcPr>
             <w:cnfStyle w:val="000010000000" w:firstRow="0" w:lastRow="0" w:firstColumn="0" w:lastColumn="0" w:oddVBand="1" w:evenVBand="0" w:oddHBand="0" w:evenHBand="0" w:firstRowFirstColumn="0" w:firstRowLastColumn="0" w:lastRowFirstColumn="0" w:lastRowLastColumn="0"/>
             <w:tcW w:w="585" w:type="dxa"/>
+            <w:tcBorders>
+              <w:top w:val="single" w:sz="4" w:space="0" w:color="7F7F7F" w:themeColor="text1" w:themeTint="80"/>
+            </w:tcBorders>
+            <w:hideMark/>
           </w:tcPr>
           <w:p>
             <w:pPr>
               <w:pStyle w:val="Compact"/>
               <w:jc w:val="center"/>
+              <w:rPr>
+                <w:rFonts w:hint="eastAsia"/>
+              </w:rPr>
             </w:pPr>
             <w:r>
+              <w:rPr>
+                <w:rFonts w:hint="eastAsia"/>
+              </w:rPr>
               <w:t>8</w:t>
             </w:r>
           </w:p>
@@ -9312,13 +9397,23 @@
           <w:tcPr>
             <w:cnfStyle w:val="000001000000" w:firstRow="0" w:lastRow="0" w:firstColumn="0" w:lastColumn="0" w:oddVBand="0" w:evenVBand="1" w:oddHBand="0" w:evenHBand="0" w:firstRowFirstColumn="0" w:firstRowLastColumn="0" w:lastRowFirstColumn="0" w:lastRowLastColumn="0"/>
             <w:tcW w:w="585" w:type="dxa"/>
+            <w:tcBorders>
+              <w:top w:val="single" w:sz="4" w:space="0" w:color="7F7F7F" w:themeColor="text1" w:themeTint="80"/>
+            </w:tcBorders>
+            <w:hideMark/>
           </w:tcPr>
           <w:p>
             <w:pPr>
               <w:pStyle w:val="Compact"/>
               <w:jc w:val="center"/>
+              <w:rPr>
+                <w:rFonts w:hint="eastAsia"/>
+              </w:rPr>
             </w:pPr>
             <w:r>
+              <w:rPr>
+                <w:rFonts w:hint="eastAsia"/>
+              </w:rPr>
               <w:t>9</w:t>
             </w:r>
           </w:p>
@@ -9327,13 +9422,23 @@
           <w:tcPr>
             <w:cnfStyle w:val="000010000000" w:firstRow="0" w:lastRow="0" w:firstColumn="0" w:lastColumn="0" w:oddVBand="1" w:evenVBand="0" w:oddHBand="0" w:evenHBand="0" w:firstRowFirstColumn="0" w:firstRowLastColumn="0" w:lastRowFirstColumn="0" w:lastRowLastColumn="0"/>
             <w:tcW w:w="585" w:type="dxa"/>
+            <w:tcBorders>
+              <w:top w:val="single" w:sz="4" w:space="0" w:color="7F7F7F" w:themeColor="text1" w:themeTint="80"/>
+            </w:tcBorders>
+            <w:hideMark/>
           </w:tcPr>
           <w:p>
             <w:pPr>
               <w:pStyle w:val="Compact"/>
               <w:jc w:val="center"/>
+              <w:rPr>
+                <w:rFonts w:hint="eastAsia"/>
+              </w:rPr>
             </w:pPr>
             <w:r>
+              <w:rPr>
+                <w:rFonts w:hint="eastAsia"/>
+              </w:rPr>
               <w:t>10</w:t>
             </w:r>
           </w:p>
@@ -9342,13 +9447,23 @@
           <w:tcPr>
             <w:cnfStyle w:val="000001000000" w:firstRow="0" w:lastRow="0" w:firstColumn="0" w:lastColumn="0" w:oddVBand="0" w:evenVBand="1" w:oddHBand="0" w:evenHBand="0" w:firstRowFirstColumn="0" w:firstRowLastColumn="0" w:lastRowFirstColumn="0" w:lastRowLastColumn="0"/>
             <w:tcW w:w="585" w:type="dxa"/>
+            <w:tcBorders>
+              <w:top w:val="single" w:sz="4" w:space="0" w:color="7F7F7F" w:themeColor="text1" w:themeTint="80"/>
+            </w:tcBorders>
+            <w:hideMark/>
           </w:tcPr>
           <w:p>
             <w:pPr>
               <w:pStyle w:val="Compact"/>
               <w:jc w:val="center"/>
+              <w:rPr>
+                <w:rFonts w:hint="eastAsia"/>
+              </w:rPr>
             </w:pPr>
             <w:r>
+              <w:rPr>
+                <w:rFonts w:hint="eastAsia"/>
+              </w:rPr>
               <w:t>11</w:t>
             </w:r>
           </w:p>
@@ -9357,13 +9472,23 @@
           <w:tcPr>
             <w:cnfStyle w:val="000010000000" w:firstRow="0" w:lastRow="0" w:firstColumn="0" w:lastColumn="0" w:oddVBand="1" w:evenVBand="0" w:oddHBand="0" w:evenHBand="0" w:firstRowFirstColumn="0" w:firstRowLastColumn="0" w:lastRowFirstColumn="0" w:lastRowLastColumn="0"/>
             <w:tcW w:w="585" w:type="dxa"/>
+            <w:tcBorders>
+              <w:top w:val="single" w:sz="4" w:space="0" w:color="7F7F7F" w:themeColor="text1" w:themeTint="80"/>
+            </w:tcBorders>
+            <w:hideMark/>
           </w:tcPr>
           <w:p>
             <w:pPr>
               <w:pStyle w:val="Compact"/>
               <w:jc w:val="center"/>
+              <w:rPr>
+                <w:rFonts w:hint="eastAsia"/>
+              </w:rPr>
             </w:pPr>
             <w:r>
+              <w:rPr>
+                <w:rFonts w:hint="eastAsia"/>
+              </w:rPr>
               <w:t>12</w:t>
             </w:r>
           </w:p>
@@ -9372,13 +9497,23 @@
           <w:tcPr>
             <w:cnfStyle w:val="000001000000" w:firstRow="0" w:lastRow="0" w:firstColumn="0" w:lastColumn="0" w:oddVBand="0" w:evenVBand="1" w:oddHBand="0" w:evenHBand="0" w:firstRowFirstColumn="0" w:firstRowLastColumn="0" w:lastRowFirstColumn="0" w:lastRowLastColumn="0"/>
             <w:tcW w:w="585" w:type="dxa"/>
+            <w:tcBorders>
+              <w:top w:val="single" w:sz="4" w:space="0" w:color="7F7F7F" w:themeColor="text1" w:themeTint="80"/>
+            </w:tcBorders>
+            <w:hideMark/>
           </w:tcPr>
           <w:p>
             <w:pPr>
               <w:pStyle w:val="Compact"/>
               <w:jc w:val="center"/>
+              <w:rPr>
+                <w:rFonts w:hint="eastAsia"/>
+              </w:rPr>
             </w:pPr>
             <w:r>
+              <w:rPr>
+                <w:rFonts w:hint="eastAsia"/>
+              </w:rPr>
               <w:t>13</w:t>
             </w:r>
           </w:p>
@@ -9387,13 +9522,23 @@
           <w:tcPr>
             <w:cnfStyle w:val="000010000000" w:firstRow="0" w:lastRow="0" w:firstColumn="0" w:lastColumn="0" w:oddVBand="1" w:evenVBand="0" w:oddHBand="0" w:evenHBand="0" w:firstRowFirstColumn="0" w:firstRowLastColumn="0" w:lastRowFirstColumn="0" w:lastRowLastColumn="0"/>
             <w:tcW w:w="585" w:type="dxa"/>
+            <w:tcBorders>
+              <w:top w:val="single" w:sz="4" w:space="0" w:color="7F7F7F" w:themeColor="text1" w:themeTint="80"/>
+            </w:tcBorders>
+            <w:hideMark/>
           </w:tcPr>
           <w:p>
             <w:pPr>
               <w:pStyle w:val="Compact"/>
               <w:jc w:val="center"/>
+              <w:rPr>
+                <w:rFonts w:hint="eastAsia"/>
+              </w:rPr>
             </w:pPr>
             <w:r>
+              <w:rPr>
+                <w:rFonts w:hint="eastAsia"/>
+              </w:rPr>
               <w:t>14</w:t>
             </w:r>
           </w:p>
@@ -9402,13 +9547,23 @@
           <w:tcPr>
             <w:cnfStyle w:val="000001000000" w:firstRow="0" w:lastRow="0" w:firstColumn="0" w:lastColumn="0" w:oddVBand="0" w:evenVBand="1" w:oddHBand="0" w:evenHBand="0" w:firstRowFirstColumn="0" w:firstRowLastColumn="0" w:lastRowFirstColumn="0" w:lastRowLastColumn="0"/>
             <w:tcW w:w="585" w:type="dxa"/>
+            <w:tcBorders>
+              <w:top w:val="single" w:sz="4" w:space="0" w:color="7F7F7F" w:themeColor="text1" w:themeTint="80"/>
+            </w:tcBorders>
+            <w:hideMark/>
           </w:tcPr>
           <w:p>
             <w:pPr>
               <w:pStyle w:val="Compact"/>
               <w:jc w:val="center"/>
+              <w:rPr>
+                <w:rFonts w:hint="eastAsia"/>
+              </w:rPr>
             </w:pPr>
             <w:r>
+              <w:rPr>
+                <w:rFonts w:hint="eastAsia"/>
+              </w:rPr>
               <w:t>15</w:t>
             </w:r>
           </w:p>
@@ -9422,11 +9577,15 @@
           <w:tcPr>
             <w:cnfStyle w:val="000010000000" w:firstRow="0" w:lastRow="0" w:firstColumn="0" w:lastColumn="0" w:oddVBand="1" w:evenVBand="0" w:oddHBand="0" w:evenHBand="0" w:firstRowFirstColumn="0" w:firstRowLastColumn="0" w:lastRowFirstColumn="0" w:lastRowLastColumn="0"/>
             <w:tcW w:w="585" w:type="dxa"/>
+            <w:hideMark/>
           </w:tcPr>
           <w:p>
             <w:pPr>
               <w:pStyle w:val="Compact"/>
               <w:jc w:val="center"/>
+              <w:rPr>
+                <w:rFonts w:hint="eastAsia"/>
+              </w:rPr>
             </w:pPr>
             <m:oMathPara>
               <m:oMath>
@@ -9435,6 +9594,7 @@
                     <m:ctrlPr>
                       <w:rPr>
                         <w:rFonts w:ascii="Cambria Math" w:hAnsi="Cambria Math"/>
+                        <w:kern w:val="2"/>
                       </w:rPr>
                     </m:ctrlPr>
                   </m:sSubPr>
@@ -9463,14 +9623,21 @@
           <w:tcPr>
             <w:cnfStyle w:val="000001000000" w:firstRow="0" w:lastRow="0" w:firstColumn="0" w:lastColumn="0" w:oddVBand="0" w:evenVBand="1" w:oddHBand="0" w:evenHBand="0" w:firstRowFirstColumn="0" w:firstRowLastColumn="0" w:lastRowFirstColumn="0" w:lastRowLastColumn="0"/>
             <w:tcW w:w="585" w:type="dxa"/>
+            <w:hideMark/>
           </w:tcPr>
           <w:p>
             <w:pPr>
               <w:pStyle w:val="Compact"/>
               <w:jc w:val="center"/>
+              <w:rPr>
+                <w:rFonts w:hint="eastAsia"/>
+              </w:rPr>
             </w:pPr>
             <w:r>
-              <w:t>40</w:t>
+              <w:rPr>
+                <w:rFonts w:hint="eastAsia"/>
+              </w:rPr>
+              <w:t>45</w:t>
             </w:r>
           </w:p>
         </w:tc>
@@ -9478,14 +9645,21 @@
           <w:tcPr>
             <w:cnfStyle w:val="000010000000" w:firstRow="0" w:lastRow="0" w:firstColumn="0" w:lastColumn="0" w:oddVBand="1" w:evenVBand="0" w:oddHBand="0" w:evenHBand="0" w:firstRowFirstColumn="0" w:firstRowLastColumn="0" w:lastRowFirstColumn="0" w:lastRowLastColumn="0"/>
             <w:tcW w:w="585" w:type="dxa"/>
+            <w:hideMark/>
           </w:tcPr>
           <w:p>
             <w:pPr>
               <w:pStyle w:val="Compact"/>
               <w:jc w:val="center"/>
+              <w:rPr>
+                <w:rFonts w:hint="eastAsia"/>
+              </w:rPr>
             </w:pPr>
             <w:r>
-              <w:t>35</w:t>
+              <w:rPr>
+                <w:rFonts w:hint="eastAsia"/>
+              </w:rPr>
+              <w:t>40</w:t>
             </w:r>
           </w:p>
         </w:tc>
@@ -9493,13 +9667,63 @@
           <w:tcPr>
             <w:cnfStyle w:val="000001000000" w:firstRow="0" w:lastRow="0" w:firstColumn="0" w:lastColumn="0" w:oddVBand="0" w:evenVBand="1" w:oddHBand="0" w:evenHBand="0" w:firstRowFirstColumn="0" w:firstRowLastColumn="0" w:lastRowFirstColumn="0" w:lastRowLastColumn="0"/>
             <w:tcW w:w="585" w:type="dxa"/>
+            <w:hideMark/>
           </w:tcPr>
           <w:p>
             <w:pPr>
               <w:pStyle w:val="Compact"/>
               <w:jc w:val="center"/>
+              <w:rPr>
+                <w:rFonts w:hint="eastAsia"/>
+              </w:rPr>
             </w:pPr>
             <w:r>
+              <w:rPr>
+                <w:rFonts w:hint="eastAsia"/>
+              </w:rPr>
+              <w:t>35</w:t>
+            </w:r>
+          </w:p>
+        </w:tc>
+        <w:tc>
+          <w:tcPr>
+            <w:cnfStyle w:val="000010000000" w:firstRow="0" w:lastRow="0" w:firstColumn="0" w:lastColumn="0" w:oddVBand="1" w:evenVBand="0" w:oddHBand="0" w:evenHBand="0" w:firstRowFirstColumn="0" w:firstRowLastColumn="0" w:lastRowFirstColumn="0" w:lastRowLastColumn="0"/>
+            <w:tcW w:w="585" w:type="dxa"/>
+            <w:hideMark/>
+          </w:tcPr>
+          <w:p>
+            <w:pPr>
+              <w:pStyle w:val="Compact"/>
+              <w:jc w:val="center"/>
+              <w:rPr>
+                <w:rFonts w:hint="eastAsia"/>
+              </w:rPr>
+            </w:pPr>
+            <w:r>
+              <w:rPr>
+                <w:rFonts w:hint="eastAsia"/>
+              </w:rPr>
+              <w:t>32</w:t>
+            </w:r>
+          </w:p>
+        </w:tc>
+        <w:tc>
+          <w:tcPr>
+            <w:cnfStyle w:val="000001000000" w:firstRow="0" w:lastRow="0" w:firstColumn="0" w:lastColumn="0" w:oddVBand="0" w:evenVBand="1" w:oddHBand="0" w:evenHBand="0" w:firstRowFirstColumn="0" w:firstRowLastColumn="0" w:lastRowFirstColumn="0" w:lastRowLastColumn="0"/>
+            <w:tcW w:w="585" w:type="dxa"/>
+            <w:hideMark/>
+          </w:tcPr>
+          <w:p>
+            <w:pPr>
+              <w:pStyle w:val="Compact"/>
+              <w:rPr>
+                <w:rFonts w:hint="eastAsia"/>
+              </w:rPr>
+            </w:pPr>
+            <w:r>
+              <w:rPr>
+                <w:rFonts w:hint="eastAsia"/>
+              </w:rPr>
               <w:t>30</w:t>
             </w:r>
           </w:p>
@@ -9508,14 +9732,21 @@
           <w:tcPr>
             <w:cnfStyle w:val="000010000000" w:firstRow="0" w:lastRow="0" w:firstColumn="0" w:lastColumn="0" w:oddVBand="1" w:evenVBand="0" w:oddHBand="0" w:evenHBand="0" w:firstRowFirstColumn="0" w:firstRowLastColumn="0" w:lastRowFirstColumn="0" w:lastRowLastColumn="0"/>
             <w:tcW w:w="585" w:type="dxa"/>
+            <w:hideMark/>
           </w:tcPr>
           <w:p>
             <w:pPr>
               <w:pStyle w:val="Compact"/>
               <w:jc w:val="center"/>
+              <w:rPr>
+                <w:rFonts w:hint="eastAsia"/>
+              </w:rPr>
             </w:pPr>
             <w:r>
-              <w:t>29</w:t>
+              <w:rPr>
+                <w:rFonts w:hint="eastAsia"/>
+              </w:rPr>
+              <w:t>28</w:t>
             </w:r>
           </w:p>
         </w:tc>
@@ -9523,13 +9754,20 @@
           <w:tcPr>
             <w:cnfStyle w:val="000001000000" w:firstRow="0" w:lastRow="0" w:firstColumn="0" w:lastColumn="0" w:oddVBand="0" w:evenVBand="1" w:oddHBand="0" w:evenHBand="0" w:firstRowFirstColumn="0" w:firstRowLastColumn="0" w:lastRowFirstColumn="0" w:lastRowLastColumn="0"/>
             <w:tcW w:w="585" w:type="dxa"/>
+            <w:hideMark/>
           </w:tcPr>
           <w:p>
             <w:pPr>
               <w:pStyle w:val="Compact"/>
               <w:jc w:val="center"/>
+              <w:rPr>
+                <w:rFonts w:hint="eastAsia"/>
+              </w:rPr>
             </w:pPr>
             <w:r>
+              <w:rPr>
+                <w:rFonts w:hint="eastAsia"/>
+              </w:rPr>
               <w:t>25</w:t>
             </w:r>
           </w:p>
@@ -9538,14 +9776,21 @@
           <w:tcPr>
             <w:cnfStyle w:val="000010000000" w:firstRow="0" w:lastRow="0" w:firstColumn="0" w:lastColumn="0" w:oddVBand="1" w:evenVBand="0" w:oddHBand="0" w:evenHBand="0" w:firstRowFirstColumn="0" w:firstRowLastColumn="0" w:lastRowFirstColumn="0" w:lastRowLastColumn="0"/>
             <w:tcW w:w="585" w:type="dxa"/>
+            <w:hideMark/>
           </w:tcPr>
           <w:p>
             <w:pPr>
               <w:pStyle w:val="Compact"/>
               <w:jc w:val="center"/>
+              <w:rPr>
+                <w:rFonts w:hint="eastAsia"/>
+              </w:rPr>
             </w:pPr>
             <w:r>
-              <w:t>24</w:t>
+              <w:rPr>
+                <w:rFonts w:hint="eastAsia"/>
+              </w:rPr>
+              <w:t>22</w:t>
             </w:r>
           </w:p>
         </w:tc>
@@ -9553,13 +9798,20 @@
           <w:tcPr>
             <w:cnfStyle w:val="000001000000" w:firstRow="0" w:lastRow="0" w:firstColumn="0" w:lastColumn="0" w:oddVBand="0" w:evenVBand="1" w:oddHBand="0" w:evenHBand="0" w:firstRowFirstColumn="0" w:firstRowLastColumn="0" w:lastRowFirstColumn="0" w:lastRowLastColumn="0"/>
             <w:tcW w:w="585" w:type="dxa"/>
+            <w:hideMark/>
           </w:tcPr>
           <w:p>
             <w:pPr>
               <w:pStyle w:val="Compact"/>
               <w:jc w:val="center"/>
+              <w:rPr>
+                <w:rFonts w:hint="eastAsia"/>
+              </w:rPr>
             </w:pPr>
             <w:r>
+              <w:rPr>
+                <w:rFonts w:hint="eastAsia"/>
+              </w:rPr>
               <w:t>20</w:t>
             </w:r>
           </w:p>
@@ -9568,13 +9820,20 @@
           <w:tcPr>
             <w:cnfStyle w:val="000010000000" w:firstRow="0" w:lastRow="0" w:firstColumn="0" w:lastColumn="0" w:oddVBand="1" w:evenVBand="0" w:oddHBand="0" w:evenHBand="0" w:firstRowFirstColumn="0" w:firstRowLastColumn="0" w:lastRowFirstColumn="0" w:lastRowLastColumn="0"/>
             <w:tcW w:w="585" w:type="dxa"/>
+            <w:hideMark/>
           </w:tcPr>
           <w:p>
             <w:pPr>
               <w:pStyle w:val="Compact"/>
               <w:jc w:val="center"/>
+              <w:rPr>
+                <w:rFonts w:hint="eastAsia"/>
+              </w:rPr>
             </w:pPr>
             <w:r>
+              <w:rPr>
+                <w:rFonts w:hint="eastAsia"/>
+              </w:rPr>
               <w:t>18</w:t>
             </w:r>
           </w:p>
@@ -9583,43 +9842,20 @@
           <w:tcPr>
             <w:cnfStyle w:val="000001000000" w:firstRow="0" w:lastRow="0" w:firstColumn="0" w:lastColumn="0" w:oddVBand="0" w:evenVBand="1" w:oddHBand="0" w:evenHBand="0" w:firstRowFirstColumn="0" w:firstRowLastColumn="0" w:lastRowFirstColumn="0" w:lastRowLastColumn="0"/>
             <w:tcW w:w="585" w:type="dxa"/>
+            <w:hideMark/>
           </w:tcPr>
           <w:p>
             <w:pPr>
               <w:pStyle w:val="Compact"/>
               <w:jc w:val="center"/>
+              <w:rPr>
+                <w:rFonts w:hint="eastAsia"/>
+              </w:rPr>
             </w:pPr>
             <w:r>
-              <w:t>16</w:t>
-            </w:r>
-          </w:p>
-        </w:tc>
-        <w:tc>
-          <w:tcPr>
-            <w:cnfStyle w:val="000010000000" w:firstRow="0" w:lastRow="0" w:firstColumn="0" w:lastColumn="0" w:oddVBand="1" w:evenVBand="0" w:oddHBand="0" w:evenHBand="0" w:firstRowFirstColumn="0" w:firstRowLastColumn="0" w:lastRowFirstColumn="0" w:lastRowLastColumn="0"/>
-            <w:tcW w:w="585" w:type="dxa"/>
-          </w:tcPr>
-          <w:p>
-            <w:pPr>
-              <w:pStyle w:val="Compact"/>
-              <w:jc w:val="center"/>
-            </w:pPr>
-            <w:r>
-              <w:t>16</w:t>
-            </w:r>
-          </w:p>
-        </w:tc>
-        <w:tc>
-          <w:tcPr>
-            <w:cnfStyle w:val="000001000000" w:firstRow="0" w:lastRow="0" w:firstColumn="0" w:lastColumn="0" w:oddVBand="0" w:evenVBand="1" w:oddHBand="0" w:evenHBand="0" w:firstRowFirstColumn="0" w:firstRowLastColumn="0" w:lastRowFirstColumn="0" w:lastRowLastColumn="0"/>
-            <w:tcW w:w="585" w:type="dxa"/>
-          </w:tcPr>
-          <w:p>
-            <w:pPr>
-              <w:pStyle w:val="Compact"/>
-              <w:jc w:val="center"/>
-            </w:pPr>
-            <w:r>
+              <w:rPr>
+                <w:rFonts w:hint="eastAsia"/>
+              </w:rPr>
               <w:t>15</w:t>
             </w:r>
           </w:p>
@@ -9628,13 +9864,20 @@
           <w:tcPr>
             <w:cnfStyle w:val="000010000000" w:firstRow="0" w:lastRow="0" w:firstColumn="0" w:lastColumn="0" w:oddVBand="1" w:evenVBand="0" w:oddHBand="0" w:evenHBand="0" w:firstRowFirstColumn="0" w:firstRowLastColumn="0" w:lastRowFirstColumn="0" w:lastRowLastColumn="0"/>
             <w:tcW w:w="585" w:type="dxa"/>
+            <w:hideMark/>
           </w:tcPr>
           <w:p>
             <w:pPr>
               <w:pStyle w:val="Compact"/>
               <w:jc w:val="center"/>
+              <w:rPr>
+                <w:rFonts w:hint="eastAsia"/>
+              </w:rPr>
             </w:pPr>
             <w:r>
+              <w:rPr>
+                <w:rFonts w:hint="eastAsia"/>
+              </w:rPr>
               <w:t>12</w:t>
             </w:r>
           </w:p>
@@ -9643,13 +9886,20 @@
           <w:tcPr>
             <w:cnfStyle w:val="000001000000" w:firstRow="0" w:lastRow="0" w:firstColumn="0" w:lastColumn="0" w:oddVBand="0" w:evenVBand="1" w:oddHBand="0" w:evenHBand="0" w:firstRowFirstColumn="0" w:firstRowLastColumn="0" w:lastRowFirstColumn="0" w:lastRowLastColumn="0"/>
             <w:tcW w:w="585" w:type="dxa"/>
+            <w:hideMark/>
           </w:tcPr>
           <w:p>
             <w:pPr>
               <w:pStyle w:val="Compact"/>
               <w:jc w:val="center"/>
+              <w:rPr>
+                <w:rFonts w:hint="eastAsia"/>
+              </w:rPr>
             </w:pPr>
             <w:r>
+              <w:rPr>
+                <w:rFonts w:hint="eastAsia"/>
+              </w:rPr>
               <w:t>10</w:t>
             </w:r>
           </w:p>
@@ -9658,14 +9908,21 @@
           <w:tcPr>
             <w:cnfStyle w:val="000010000000" w:firstRow="0" w:lastRow="0" w:firstColumn="0" w:lastColumn="0" w:oddVBand="1" w:evenVBand="0" w:oddHBand="0" w:evenHBand="0" w:firstRowFirstColumn="0" w:firstRowLastColumn="0" w:lastRowFirstColumn="0" w:lastRowLastColumn="0"/>
             <w:tcW w:w="585" w:type="dxa"/>
+            <w:hideMark/>
           </w:tcPr>
           <w:p>
             <w:pPr>
               <w:pStyle w:val="Compact"/>
               <w:jc w:val="center"/>
+              <w:rPr>
+                <w:rFonts w:hint="eastAsia"/>
+              </w:rPr>
             </w:pPr>
             <w:r>
-              <w:t>8</w:t>
+              <w:rPr>
+                <w:rFonts w:hint="eastAsia"/>
+              </w:rPr>
+              <w:t>9</w:t>
             </w:r>
           </w:p>
         </w:tc>
@@ -9673,14 +9930,21 @@
           <w:tcPr>
             <w:cnfStyle w:val="000001000000" w:firstRow="0" w:lastRow="0" w:firstColumn="0" w:lastColumn="0" w:oddVBand="0" w:evenVBand="1" w:oddHBand="0" w:evenHBand="0" w:firstRowFirstColumn="0" w:firstRowLastColumn="0" w:lastRowFirstColumn="0" w:lastRowLastColumn="0"/>
             <w:tcW w:w="585" w:type="dxa"/>
+            <w:hideMark/>
           </w:tcPr>
           <w:p>
             <w:pPr>
               <w:pStyle w:val="Compact"/>
               <w:jc w:val="center"/>
+              <w:rPr>
+                <w:rFonts w:hint="eastAsia"/>
+              </w:rPr>
             </w:pPr>
             <w:r>
-              <w:t>7</w:t>
+              <w:rPr>
+                <w:rFonts w:hint="eastAsia"/>
+              </w:rPr>
+              <w:t>8</w:t>
             </w:r>
           </w:p>
         </w:tc>
@@ -9690,11 +9954,19 @@
           <w:tcPr>
             <w:cnfStyle w:val="000010000000" w:firstRow="0" w:lastRow="0" w:firstColumn="0" w:lastColumn="0" w:oddVBand="1" w:evenVBand="0" w:oddHBand="0" w:evenHBand="0" w:firstRowFirstColumn="0" w:firstRowLastColumn="0" w:lastRowFirstColumn="0" w:lastRowLastColumn="0"/>
             <w:tcW w:w="585" w:type="dxa"/>
+            <w:tcBorders>
+              <w:top w:val="nil"/>
+              <w:bottom w:val="single" w:sz="4" w:space="0" w:color="7F7F7F" w:themeColor="text1" w:themeTint="80"/>
+            </w:tcBorders>
+            <w:hideMark/>
           </w:tcPr>
           <w:p>
             <w:pPr>
               <w:pStyle w:val="Compact"/>
               <w:jc w:val="center"/>
+              <w:rPr>
+                <w:rFonts w:hint="eastAsia"/>
+              </w:rPr>
             </w:pPr>
             <m:oMathPara>
               <m:oMath>
@@ -9703,6 +9975,7 @@
                     <m:ctrlPr>
                       <w:rPr>
                         <w:rFonts w:ascii="Cambria Math" w:hAnsi="Cambria Math"/>
+                        <w:kern w:val="2"/>
                       </w:rPr>
                     </m:ctrlPr>
                   </m:sSubPr>
@@ -9731,13 +10004,128 @@
           <w:tcPr>
             <w:cnfStyle w:val="000001000000" w:firstRow="0" w:lastRow="0" w:firstColumn="0" w:lastColumn="0" w:oddVBand="0" w:evenVBand="1" w:oddHBand="0" w:evenHBand="0" w:firstRowFirstColumn="0" w:firstRowLastColumn="0" w:lastRowFirstColumn="0" w:lastRowLastColumn="0"/>
             <w:tcW w:w="585" w:type="dxa"/>
+            <w:tcBorders>
+              <w:top w:val="nil"/>
+              <w:bottom w:val="single" w:sz="4" w:space="0" w:color="7F7F7F" w:themeColor="text1" w:themeTint="80"/>
+            </w:tcBorders>
+            <w:hideMark/>
           </w:tcPr>
           <w:p>
             <w:pPr>
               <w:pStyle w:val="Compact"/>
               <w:jc w:val="center"/>
+              <w:rPr>
+                <w:rFonts w:hint="eastAsia"/>
+              </w:rPr>
             </w:pPr>
             <w:r>
+              <w:rPr>
+                <w:rFonts w:hint="eastAsia"/>
+              </w:rPr>
+              <w:t>3</w:t>
+            </w:r>
+          </w:p>
+        </w:tc>
+        <w:tc>
+          <w:tcPr>
+            <w:cnfStyle w:val="000010000000" w:firstRow="0" w:lastRow="0" w:firstColumn="0" w:lastColumn="0" w:oddVBand="1" w:evenVBand="0" w:oddHBand="0" w:evenHBand="0" w:firstRowFirstColumn="0" w:firstRowLastColumn="0" w:lastRowFirstColumn="0" w:lastRowLastColumn="0"/>
+            <w:tcW w:w="585" w:type="dxa"/>
+            <w:tcBorders>
+              <w:top w:val="nil"/>
+              <w:bottom w:val="single" w:sz="4" w:space="0" w:color="7F7F7F" w:themeColor="text1" w:themeTint="80"/>
+            </w:tcBorders>
+            <w:hideMark/>
+          </w:tcPr>
+          <w:p>
+            <w:pPr>
+              <w:pStyle w:val="Compact"/>
+              <w:jc w:val="center"/>
+              <w:rPr>
+                <w:rFonts w:hint="eastAsia"/>
+              </w:rPr>
+            </w:pPr>
+            <w:r>
+              <w:rPr>
+                <w:rFonts w:hint="eastAsia"/>
+              </w:rPr>
+              <w:t>2</w:t>
+            </w:r>
+          </w:p>
+        </w:tc>
+        <w:tc>
+          <w:tcPr>
+            <w:cnfStyle w:val="000001000000" w:firstRow="0" w:lastRow="0" w:firstColumn="0" w:lastColumn="0" w:oddVBand="0" w:evenVBand="1" w:oddHBand="0" w:evenHBand="0" w:firstRowFirstColumn="0" w:firstRowLastColumn="0" w:lastRowFirstColumn="0" w:lastRowLastColumn="0"/>
+            <w:tcW w:w="585" w:type="dxa"/>
+            <w:tcBorders>
+              <w:top w:val="nil"/>
+              <w:bottom w:val="single" w:sz="4" w:space="0" w:color="7F7F7F" w:themeColor="text1" w:themeTint="80"/>
+            </w:tcBorders>
+            <w:hideMark/>
+          </w:tcPr>
+          <w:p>
+            <w:pPr>
+              <w:pStyle w:val="Compact"/>
+              <w:jc w:val="center"/>
+              <w:rPr>
+                <w:rFonts w:hint="eastAsia"/>
+              </w:rPr>
+            </w:pPr>
+            <w:r>
+              <w:rPr>
+                <w:rFonts w:hint="eastAsia"/>
+              </w:rPr>
+              <w:t>1</w:t>
+            </w:r>
+          </w:p>
+        </w:tc>
+        <w:tc>
+          <w:tcPr>
+            <w:cnfStyle w:val="000010000000" w:firstRow="0" w:lastRow="0" w:firstColumn="0" w:lastColumn="0" w:oddVBand="1" w:evenVBand="0" w:oddHBand="0" w:evenHBand="0" w:firstRowFirstColumn="0" w:firstRowLastColumn="0" w:lastRowFirstColumn="0" w:lastRowLastColumn="0"/>
+            <w:tcW w:w="585" w:type="dxa"/>
+            <w:tcBorders>
+              <w:top w:val="nil"/>
+              <w:bottom w:val="single" w:sz="4" w:space="0" w:color="7F7F7F" w:themeColor="text1" w:themeTint="80"/>
+            </w:tcBorders>
+            <w:hideMark/>
+          </w:tcPr>
+          <w:p>
+            <w:pPr>
+              <w:pStyle w:val="Compact"/>
+              <w:jc w:val="center"/>
+              <w:rPr>
+                <w:rFonts w:hint="eastAsia"/>
+              </w:rPr>
+            </w:pPr>
+            <w:r>
+              <w:rPr>
+                <w:rFonts w:hint="eastAsia"/>
+              </w:rPr>
+              <w:t>4</w:t>
+            </w:r>
+          </w:p>
+        </w:tc>
+        <w:tc>
+          <w:tcPr>
+            <w:cnfStyle w:val="000001000000" w:firstRow="0" w:lastRow="0" w:firstColumn="0" w:lastColumn="0" w:oddVBand="0" w:evenVBand="1" w:oddHBand="0" w:evenHBand="0" w:firstRowFirstColumn="0" w:firstRowLastColumn="0" w:lastRowFirstColumn="0" w:lastRowLastColumn="0"/>
+            <w:tcW w:w="585" w:type="dxa"/>
+            <w:tcBorders>
+              <w:top w:val="nil"/>
+              <w:bottom w:val="single" w:sz="4" w:space="0" w:color="7F7F7F" w:themeColor="text1" w:themeTint="80"/>
+            </w:tcBorders>
+            <w:hideMark/>
+          </w:tcPr>
+          <w:p>
+            <w:pPr>
+              <w:pStyle w:val="Compact"/>
+              <w:jc w:val="center"/>
+              <w:rPr>
+                <w:rFonts w:hint="eastAsia"/>
+              </w:rPr>
+            </w:pPr>
+            <w:r>
+              <w:rPr>
+                <w:rFonts w:hint="eastAsia"/>
+              </w:rPr>
               <w:t>2</w:t>
             </w:r>
           </w:p>
@@ -9746,13 +10134,180 @@
           <w:tcPr>
             <w:cnfStyle w:val="000010000000" w:firstRow="0" w:lastRow="0" w:firstColumn="0" w:lastColumn="0" w:oddVBand="1" w:evenVBand="0" w:oddHBand="0" w:evenHBand="0" w:firstRowFirstColumn="0" w:firstRowLastColumn="0" w:lastRowFirstColumn="0" w:lastRowLastColumn="0"/>
             <w:tcW w:w="585" w:type="dxa"/>
+            <w:tcBorders>
+              <w:top w:val="nil"/>
+              <w:bottom w:val="single" w:sz="4" w:space="0" w:color="7F7F7F" w:themeColor="text1" w:themeTint="80"/>
+            </w:tcBorders>
+            <w:hideMark/>
           </w:tcPr>
           <w:p>
             <w:pPr>
               <w:pStyle w:val="Compact"/>
               <w:jc w:val="center"/>
+              <w:rPr>
+                <w:rFonts w:hint="eastAsia"/>
+              </w:rPr>
             </w:pPr>
             <w:r>
+              <w:rPr>
+                <w:rFonts w:hint="eastAsia"/>
+              </w:rPr>
+              <w:t>1</w:t>
+            </w:r>
+          </w:p>
+        </w:tc>
+        <w:tc>
+          <w:tcPr>
+            <w:cnfStyle w:val="000001000000" w:firstRow="0" w:lastRow="0" w:firstColumn="0" w:lastColumn="0" w:oddVBand="0" w:evenVBand="1" w:oddHBand="0" w:evenHBand="0" w:firstRowFirstColumn="0" w:firstRowLastColumn="0" w:lastRowFirstColumn="0" w:lastRowLastColumn="0"/>
+            <w:tcW w:w="585" w:type="dxa"/>
+            <w:tcBorders>
+              <w:top w:val="nil"/>
+              <w:bottom w:val="single" w:sz="4" w:space="0" w:color="7F7F7F" w:themeColor="text1" w:themeTint="80"/>
+            </w:tcBorders>
+            <w:hideMark/>
+          </w:tcPr>
+          <w:p>
+            <w:pPr>
+              <w:pStyle w:val="Compact"/>
+              <w:jc w:val="center"/>
+              <w:rPr>
+                <w:rFonts w:hint="eastAsia"/>
+              </w:rPr>
+            </w:pPr>
+            <w:r>
+              <w:rPr>
+                <w:rFonts w:hint="eastAsia"/>
+              </w:rPr>
+              <w:t>4</w:t>
+            </w:r>
+          </w:p>
+        </w:tc>
+        <w:tc>
+          <w:tcPr>
+            <w:cnfStyle w:val="000010000000" w:firstRow="0" w:lastRow="0" w:firstColumn="0" w:lastColumn="0" w:oddVBand="1" w:evenVBand="0" w:oddHBand="0" w:evenHBand="0" w:firstRowFirstColumn="0" w:firstRowLastColumn="0" w:lastRowFirstColumn="0" w:lastRowLastColumn="0"/>
+            <w:tcW w:w="585" w:type="dxa"/>
+            <w:tcBorders>
+              <w:top w:val="nil"/>
+              <w:bottom w:val="single" w:sz="4" w:space="0" w:color="7F7F7F" w:themeColor="text1" w:themeTint="80"/>
+            </w:tcBorders>
+            <w:hideMark/>
+          </w:tcPr>
+          <w:p>
+            <w:pPr>
+              <w:pStyle w:val="Compact"/>
+              <w:jc w:val="center"/>
+              <w:rPr>
+                <w:rFonts w:hint="eastAsia"/>
+              </w:rPr>
+            </w:pPr>
+            <w:r>
+              <w:rPr>
+                <w:rFonts w:hint="eastAsia"/>
+              </w:rPr>
+              <w:t>3</w:t>
+            </w:r>
+          </w:p>
+        </w:tc>
+        <w:tc>
+          <w:tcPr>
+            <w:cnfStyle w:val="000001000000" w:firstRow="0" w:lastRow="0" w:firstColumn="0" w:lastColumn="0" w:oddVBand="0" w:evenVBand="1" w:oddHBand="0" w:evenHBand="0" w:firstRowFirstColumn="0" w:firstRowLastColumn="0" w:lastRowFirstColumn="0" w:lastRowLastColumn="0"/>
+            <w:tcW w:w="585" w:type="dxa"/>
+            <w:tcBorders>
+              <w:top w:val="nil"/>
+              <w:bottom w:val="single" w:sz="4" w:space="0" w:color="7F7F7F" w:themeColor="text1" w:themeTint="80"/>
+            </w:tcBorders>
+            <w:hideMark/>
+          </w:tcPr>
+          <w:p>
+            <w:pPr>
+              <w:pStyle w:val="Compact"/>
+              <w:jc w:val="center"/>
+              <w:rPr>
+                <w:rFonts w:hint="eastAsia"/>
+              </w:rPr>
+            </w:pPr>
+            <w:r>
+              <w:rPr>
+                <w:rFonts w:hint="eastAsia"/>
+              </w:rPr>
+              <w:t>2</w:t>
+            </w:r>
+          </w:p>
+        </w:tc>
+        <w:tc>
+          <w:tcPr>
+            <w:cnfStyle w:val="000010000000" w:firstRow="0" w:lastRow="0" w:firstColumn="0" w:lastColumn="0" w:oddVBand="1" w:evenVBand="0" w:oddHBand="0" w:evenHBand="0" w:firstRowFirstColumn="0" w:firstRowLastColumn="0" w:lastRowFirstColumn="0" w:lastRowLastColumn="0"/>
+            <w:tcW w:w="585" w:type="dxa"/>
+            <w:tcBorders>
+              <w:top w:val="nil"/>
+              <w:bottom w:val="single" w:sz="4" w:space="0" w:color="7F7F7F" w:themeColor="text1" w:themeTint="80"/>
+            </w:tcBorders>
+            <w:hideMark/>
+          </w:tcPr>
+          <w:p>
+            <w:pPr>
+              <w:pStyle w:val="Compact"/>
+              <w:jc w:val="center"/>
+              <w:rPr>
+                <w:rFonts w:hint="eastAsia"/>
+              </w:rPr>
+            </w:pPr>
+            <w:r>
+              <w:rPr>
+                <w:rFonts w:hint="eastAsia"/>
+              </w:rPr>
+              <w:t>4</w:t>
+            </w:r>
+          </w:p>
+        </w:tc>
+        <w:tc>
+          <w:tcPr>
+            <w:cnfStyle w:val="000001000000" w:firstRow="0" w:lastRow="0" w:firstColumn="0" w:lastColumn="0" w:oddVBand="0" w:evenVBand="1" w:oddHBand="0" w:evenHBand="0" w:firstRowFirstColumn="0" w:firstRowLastColumn="0" w:lastRowFirstColumn="0" w:lastRowLastColumn="0"/>
+            <w:tcW w:w="585" w:type="dxa"/>
+            <w:tcBorders>
+              <w:top w:val="nil"/>
+              <w:bottom w:val="single" w:sz="4" w:space="0" w:color="7F7F7F" w:themeColor="text1" w:themeTint="80"/>
+            </w:tcBorders>
+            <w:hideMark/>
+          </w:tcPr>
+          <w:p>
+            <w:pPr>
+              <w:pStyle w:val="Compact"/>
+              <w:jc w:val="center"/>
+              <w:rPr>
+                <w:rFonts w:hint="eastAsia"/>
+              </w:rPr>
+            </w:pPr>
+            <w:r>
+              <w:rPr>
+                <w:rFonts w:hint="eastAsia"/>
+              </w:rPr>
+              <w:t>3</w:t>
+            </w:r>
+          </w:p>
+        </w:tc>
+        <w:tc>
+          <w:tcPr>
+            <w:cnfStyle w:val="000010000000" w:firstRow="0" w:lastRow="0" w:firstColumn="0" w:lastColumn="0" w:oddVBand="1" w:evenVBand="0" w:oddHBand="0" w:evenHBand="0" w:firstRowFirstColumn="0" w:firstRowLastColumn="0" w:lastRowFirstColumn="0" w:lastRowLastColumn="0"/>
+            <w:tcW w:w="585" w:type="dxa"/>
+            <w:tcBorders>
+              <w:top w:val="nil"/>
+              <w:bottom w:val="single" w:sz="4" w:space="0" w:color="7F7F7F" w:themeColor="text1" w:themeTint="80"/>
+            </w:tcBorders>
+            <w:hideMark/>
+          </w:tcPr>
+          <w:p>
+            <w:pPr>
+              <w:pStyle w:val="Compact"/>
+              <w:jc w:val="center"/>
+              <w:rPr>
+                <w:rFonts w:hint="eastAsia"/>
+              </w:rPr>
+            </w:pPr>
+            <w:r>
+              <w:rPr>
+                <w:rFonts w:hint="eastAsia"/>
+              </w:rPr>
               <w:t>2</w:t>
             </w:r>
           </w:p>
@@ -9761,73 +10316,24 @@
           <w:tcPr>
             <w:cnfStyle w:val="000001000000" w:firstRow="0" w:lastRow="0" w:firstColumn="0" w:lastColumn="0" w:oddVBand="0" w:evenVBand="1" w:oddHBand="0" w:evenHBand="0" w:firstRowFirstColumn="0" w:firstRowLastColumn="0" w:lastRowFirstColumn="0" w:lastRowLastColumn="0"/>
             <w:tcW w:w="585" w:type="dxa"/>
+            <w:tcBorders>
+              <w:top w:val="nil"/>
+              <w:bottom w:val="single" w:sz="4" w:space="0" w:color="7F7F7F" w:themeColor="text1" w:themeTint="80"/>
+            </w:tcBorders>
+            <w:hideMark/>
           </w:tcPr>
           <w:p>
             <w:pPr>
               <w:pStyle w:val="Compact"/>
               <w:jc w:val="center"/>
+              <w:rPr>
+                <w:rFonts w:hint="eastAsia"/>
+              </w:rPr>
             </w:pPr>
             <w:r>
-              <w:t>1</w:t>
-            </w:r>
-          </w:p>
-        </w:tc>
-        <w:tc>
-          <w:tcPr>
-            <w:cnfStyle w:val="000010000000" w:firstRow="0" w:lastRow="0" w:firstColumn="0" w:lastColumn="0" w:oddVBand="1" w:evenVBand="0" w:oddHBand="0" w:evenHBand="0" w:firstRowFirstColumn="0" w:firstRowLastColumn="0" w:lastRowFirstColumn="0" w:lastRowLastColumn="0"/>
-            <w:tcW w:w="585" w:type="dxa"/>
-          </w:tcPr>
-          <w:p>
-            <w:pPr>
-              <w:pStyle w:val="Compact"/>
-              <w:jc w:val="center"/>
-            </w:pPr>
-            <w:r>
-              <w:t>3</w:t>
-            </w:r>
-          </w:p>
-        </w:tc>
-        <w:tc>
-          <w:tcPr>
-            <w:cnfStyle w:val="000001000000" w:firstRow="0" w:lastRow="0" w:firstColumn="0" w:lastColumn="0" w:oddVBand="0" w:evenVBand="1" w:oddHBand="0" w:evenHBand="0" w:firstRowFirstColumn="0" w:firstRowLastColumn="0" w:lastRowFirstColumn="0" w:lastRowLastColumn="0"/>
-            <w:tcW w:w="585" w:type="dxa"/>
-          </w:tcPr>
-          <w:p>
-            <w:pPr>
-              <w:pStyle w:val="Compact"/>
-              <w:jc w:val="center"/>
-            </w:pPr>
-            <w:r>
-              <w:t>2</w:t>
-            </w:r>
-          </w:p>
-        </w:tc>
-        <w:tc>
-          <w:tcPr>
-            <w:cnfStyle w:val="000010000000" w:firstRow="0" w:lastRow="0" w:firstColumn="0" w:lastColumn="0" w:oddVBand="1" w:evenVBand="0" w:oddHBand="0" w:evenHBand="0" w:firstRowFirstColumn="0" w:firstRowLastColumn="0" w:lastRowFirstColumn="0" w:lastRowLastColumn="0"/>
-            <w:tcW w:w="585" w:type="dxa"/>
-          </w:tcPr>
-          <w:p>
-            <w:pPr>
-              <w:pStyle w:val="Compact"/>
-              <w:jc w:val="center"/>
-            </w:pPr>
-            <w:r>
-              <w:t>1</w:t>
-            </w:r>
-          </w:p>
-        </w:tc>
-        <w:tc>
-          <w:tcPr>
-            <w:cnfStyle w:val="000001000000" w:firstRow="0" w:lastRow="0" w:firstColumn="0" w:lastColumn="0" w:oddVBand="0" w:evenVBand="1" w:oddHBand="0" w:evenHBand="0" w:firstRowFirstColumn="0" w:firstRowLastColumn="0" w:lastRowFirstColumn="0" w:lastRowLastColumn="0"/>
-            <w:tcW w:w="585" w:type="dxa"/>
-          </w:tcPr>
-          <w:p>
-            <w:pPr>
-              <w:pStyle w:val="Compact"/>
-              <w:jc w:val="center"/>
-            </w:pPr>
-            <w:r>
+              <w:rPr>
+                <w:rFonts w:hint="eastAsia"/>
+              </w:rPr>
               <w:t>4</w:t>
             </w:r>
           </w:p>
@@ -9836,13 +10342,24 @@
           <w:tcPr>
             <w:cnfStyle w:val="000010000000" w:firstRow="0" w:lastRow="0" w:firstColumn="0" w:lastColumn="0" w:oddVBand="1" w:evenVBand="0" w:oddHBand="0" w:evenHBand="0" w:firstRowFirstColumn="0" w:firstRowLastColumn="0" w:lastRowFirstColumn="0" w:lastRowLastColumn="0"/>
             <w:tcW w:w="585" w:type="dxa"/>
+            <w:tcBorders>
+              <w:top w:val="nil"/>
+              <w:bottom w:val="single" w:sz="4" w:space="0" w:color="7F7F7F" w:themeColor="text1" w:themeTint="80"/>
+            </w:tcBorders>
+            <w:hideMark/>
           </w:tcPr>
           <w:p>
             <w:pPr>
               <w:pStyle w:val="Compact"/>
               <w:jc w:val="center"/>
+              <w:rPr>
+                <w:rFonts w:hint="eastAsia"/>
+              </w:rPr>
             </w:pPr>
             <w:r>
+              <w:rPr>
+                <w:rFonts w:hint="eastAsia"/>
+              </w:rPr>
               <w:t>2</w:t>
             </w:r>
           </w:p>
@@ -9851,104 +10368,25 @@
           <w:tcPr>
             <w:cnfStyle w:val="000001000000" w:firstRow="0" w:lastRow="0" w:firstColumn="0" w:lastColumn="0" w:oddVBand="0" w:evenVBand="1" w:oddHBand="0" w:evenHBand="0" w:firstRowFirstColumn="0" w:firstRowLastColumn="0" w:lastRowFirstColumn="0" w:lastRowLastColumn="0"/>
             <w:tcW w:w="585" w:type="dxa"/>
+            <w:tcBorders>
+              <w:top w:val="nil"/>
+              <w:bottom w:val="single" w:sz="4" w:space="0" w:color="7F7F7F" w:themeColor="text1" w:themeTint="80"/>
+            </w:tcBorders>
+            <w:hideMark/>
           </w:tcPr>
           <w:p>
             <w:pPr>
               <w:pStyle w:val="Compact"/>
               <w:jc w:val="center"/>
+              <w:rPr>
+                <w:rFonts w:hint="eastAsia"/>
+              </w:rPr>
             </w:pPr>
             <w:r>
-              <w:t>3</w:t>
-            </w:r>
-          </w:p>
-        </w:tc>
-        <w:tc>
-          <w:tcPr>
-            <w:cnfStyle w:val="000010000000" w:firstRow="0" w:lastRow="0" w:firstColumn="0" w:lastColumn="0" w:oddVBand="1" w:evenVBand="0" w:oddHBand="0" w:evenHBand="0" w:firstRowFirstColumn="0" w:firstRowLastColumn="0" w:lastRowFirstColumn="0" w:lastRowLastColumn="0"/>
-            <w:tcW w:w="585" w:type="dxa"/>
-          </w:tcPr>
-          <w:p>
-            <w:pPr>
-              <w:pStyle w:val="Compact"/>
-              <w:jc w:val="center"/>
-            </w:pPr>
-            <w:r>
-              <w:t>4</w:t>
-            </w:r>
-          </w:p>
-        </w:tc>
-        <w:tc>
-          <w:tcPr>
-            <w:cnfStyle w:val="000001000000" w:firstRow="0" w:lastRow="0" w:firstColumn="0" w:lastColumn="0" w:oddVBand="0" w:evenVBand="1" w:oddHBand="0" w:evenHBand="0" w:firstRowFirstColumn="0" w:firstRowLastColumn="0" w:lastRowFirstColumn="0" w:lastRowLastColumn="0"/>
-            <w:tcW w:w="585" w:type="dxa"/>
-          </w:tcPr>
-          <w:p>
-            <w:pPr>
-              <w:pStyle w:val="Compact"/>
-              <w:jc w:val="center"/>
-            </w:pPr>
-            <w:r>
-              <w:t>3</w:t>
-            </w:r>
-          </w:p>
-        </w:tc>
-        <w:tc>
-          <w:tcPr>
-            <w:cnfStyle w:val="000010000000" w:firstRow="0" w:lastRow="0" w:firstColumn="0" w:lastColumn="0" w:oddVBand="1" w:evenVBand="0" w:oddHBand="0" w:evenHBand="0" w:firstRowFirstColumn="0" w:firstRowLastColumn="0" w:lastRowFirstColumn="0" w:lastRowLastColumn="0"/>
-            <w:tcW w:w="585" w:type="dxa"/>
-          </w:tcPr>
-          <w:p>
-            <w:pPr>
-              <w:pStyle w:val="Compact"/>
-              <w:jc w:val="center"/>
-            </w:pPr>
-            <w:r>
-              <w:t>2</w:t>
-            </w:r>
-          </w:p>
-        </w:tc>
-        <w:tc>
-          <w:tcPr>
-            <w:cnfStyle w:val="000001000000" w:firstRow="0" w:lastRow="0" w:firstColumn="0" w:lastColumn="0" w:oddVBand="0" w:evenVBand="1" w:oddHBand="0" w:evenHBand="0" w:firstRowFirstColumn="0" w:firstRowLastColumn="0" w:lastRowFirstColumn="0" w:lastRowLastColumn="0"/>
-            <w:tcW w:w="585" w:type="dxa"/>
-          </w:tcPr>
-          <w:p>
-            <w:pPr>
-              <w:pStyle w:val="Compact"/>
-              <w:jc w:val="center"/>
-            </w:pPr>
-            <w:r>
-              <w:t>3</w:t>
-            </w:r>
-          </w:p>
-        </w:tc>
-        <w:tc>
-          <w:tcPr>
-            <w:cnfStyle w:val="000010000000" w:firstRow="0" w:lastRow="0" w:firstColumn="0" w:lastColumn="0" w:oddVBand="1" w:evenVBand="0" w:oddHBand="0" w:evenHBand="0" w:firstRowFirstColumn="0" w:firstRowLastColumn="0" w:lastRowFirstColumn="0" w:lastRowLastColumn="0"/>
-            <w:tcW w:w="585" w:type="dxa"/>
-          </w:tcPr>
-          <w:p>
-            <w:pPr>
-              <w:pStyle w:val="Compact"/>
-              <w:jc w:val="center"/>
-            </w:pPr>
-            <w:r>
-              <w:t>2</w:t>
-            </w:r>
-          </w:p>
-        </w:tc>
-        <w:tc>
-          <w:tcPr>
-            <w:cnfStyle w:val="000001000000" w:firstRow="0" w:lastRow="0" w:firstColumn="0" w:lastColumn="0" w:oddVBand="0" w:evenVBand="1" w:oddHBand="0" w:evenHBand="0" w:firstRowFirstColumn="0" w:firstRowLastColumn="0" w:lastRowFirstColumn="0" w:lastRowLastColumn="0"/>
-            <w:tcW w:w="585" w:type="dxa"/>
-          </w:tcPr>
-          <w:p>
-            <w:pPr>
-              <w:pStyle w:val="Compact"/>
-              <w:jc w:val="center"/>
-            </w:pPr>
-            <w:r>
-              <w:t>2</w:t>
+              <w:rPr>
+                <w:rFonts w:hint="eastAsia"/>
+              </w:rPr>
+              <w:t>1</w:t>
             </w:r>
           </w:p>
         </w:tc>
@@ -9964,6 +10402,8 @@
           <w:szCs w:val="24"/>
         </w:rPr>
       </w:pPr>
+      <w:bookmarkStart w:id="0" w:name="_GoBack"/>
+      <w:bookmarkEnd w:id="0"/>
     </w:p>
     <w:tbl>
       <w:tblPr>
@@ -12384,7 +12824,7 @@
       <w:pPr>
         <w:pStyle w:val="ab"/>
         <w:rPr>
-          <w:rFonts w:ascii="Consolas" w:eastAsia="DengXian" w:hAnsi="Consolas" w:hint="eastAsia"/>
+          <w:rFonts w:ascii="Consolas" w:eastAsia="DengXian" w:hAnsi="Consolas"/>
         </w:rPr>
       </w:pPr>
       <m:oMath>
@@ -13034,11 +13474,9 @@
       <w:pPr>
         <w:pStyle w:val="ab"/>
         <w:rPr>
-          <w:rFonts w:ascii="Consolas" w:eastAsia="DengXian" w:hAnsi="Consolas" w:hint="eastAsia"/>
-        </w:rPr>
-      </w:pPr>
-      <w:bookmarkStart w:id="0" w:name="_GoBack"/>
-      <w:bookmarkEnd w:id="0"/>
+          <w:rFonts w:ascii="Consolas" w:eastAsia="DengXian" w:hAnsi="Consolas"/>
+        </w:rPr>
+      </w:pPr>
     </w:p>
     <w:p>
       <w:pPr>
@@ -18055,15 +18493,6 @@
   </w:num>
   <w:num w:numId="24">
     <w:abstractNumId w:val="11"/>
-    <w:lvlOverride w:ilvl="0"/>
-    <w:lvlOverride w:ilvl="1"/>
-    <w:lvlOverride w:ilvl="2"/>
-    <w:lvlOverride w:ilvl="3"/>
-    <w:lvlOverride w:ilvl="4"/>
-    <w:lvlOverride w:ilvl="5"/>
-    <w:lvlOverride w:ilvl="6"/>
-    <w:lvlOverride w:ilvl="7"/>
-    <w:lvlOverride w:ilvl="8"/>
   </w:num>
   <w:num w:numId="25">
     <w:abstractNumId w:val="11"/>
@@ -18097,15 +18526,6 @@
   </w:num>
   <w:num w:numId="26">
     <w:abstractNumId w:val="0"/>
-    <w:lvlOverride w:ilvl="0"/>
-    <w:lvlOverride w:ilvl="1"/>
-    <w:lvlOverride w:ilvl="2"/>
-    <w:lvlOverride w:ilvl="3"/>
-    <w:lvlOverride w:ilvl="4"/>
-    <w:lvlOverride w:ilvl="5"/>
-    <w:lvlOverride w:ilvl="6"/>
-    <w:lvlOverride w:ilvl="7"/>
-    <w:lvlOverride w:ilvl="8"/>
   </w:num>
 </w:numbering>
 </file>
